--- a/Thesis/DeCuong_ChiTiet_ChuyenDe2.docx
+++ b/Thesis/DeCuong_ChiTiet_ChuyenDe2.docx
@@ -28,7 +28,7 @@
         </w:p>
       </w:sdtContent>
     </w:sdt>
-    <w:bookmarkStart w:id="33" w:name="đề-cương-chi-tiết-chuyên-đề-tiến-sĩ-số-2"/>
+    <w:bookmarkStart w:id="34" w:name="đề-cương-chi-tiết-chuyên-đề-tiến-sĩ-số-2"/>
     <w:p>
       <w:pPr>
         <w:pStyle w:val="Heading1"/>
@@ -345,7 +345,60 @@
         <w:t xml:space="preserve">Nguồn</w:t>
       </w:r>
       <w:r>
-        <w:t xml:space="preserve">: toàn bộ nội dung khoa học của CĐ2 dựa trên bài báo Q3</w:t>
+        <w:t xml:space="preserve">: toàn bộ nội dung khoa học của CĐ2 dựa trên bài báo lõi (công</w:t>
+      </w:r>
+      <w:r>
+        <w:t xml:space="preserve"> </w:t>
+      </w:r>
+      <w:r>
+        <w:t xml:space="preserve">bố #2, gọi tắt</w:t>
+      </w:r>
+      <w:r>
+        <w:t xml:space="preserve"> </w:t>
+      </w:r>
+      <w:r>
+        <w:t xml:space="preserve">“bài báo Q3”</w:t>
+      </w:r>
+      <w:r>
+        <w:t xml:space="preserve"> </w:t>
+      </w:r>
+      <w:r>
+        <w:t xml:space="preserve">trong file này) — nay đã được chấp nhận</w:t>
+      </w:r>
+      <w:r>
+        <w:t xml:space="preserve"> </w:t>
+      </w:r>
+      <w:r>
+        <w:t xml:space="preserve">đăng chính thức:</w:t>
+      </w:r>
+    </w:p>
+    <w:p>
+      <w:pPr>
+        <w:pStyle w:val="BlockText"/>
+      </w:pPr>
+      <w:r>
+        <w:t xml:space="preserve">Do-Quang, T., Vu-Huu, T. and Le, C.T. (2026),</w:t>
+      </w:r>
+      <w:r>
+        <w:t xml:space="preserve"> </w:t>
+      </w:r>
+      <w:r>
+        <w:t xml:space="preserve">“Multi-objective</w:t>
+      </w:r>
+      <w:r>
+        <w:t xml:space="preserve"> </w:t>
+      </w:r>
+      <w:r>
+        <w:t xml:space="preserve">Optimization of Marine Structures Using an Enhanced Starfish</w:t>
+      </w:r>
+      <w:r>
+        <w:t xml:space="preserve"> </w:t>
+      </w:r>
+      <w:r>
+        <w:t xml:space="preserve">Algorithm”</w:t>
+      </w:r>
+      <w:r>
+        <w:t xml:space="preserve">,</w:t>
       </w:r>
       <w:r>
         <w:t xml:space="preserve"> </w:t>
@@ -355,7 +408,7 @@
           <w:i/>
           <w:iCs/>
         </w:rPr>
-        <w:t xml:space="preserve">“Multi-</w:t>
+        <w:t xml:space="preserve">Proceedings of the Institution of Civil Engineers —</w:t>
       </w:r>
       <w:r>
         <w:rPr>
@@ -369,33 +422,103 @@
           <w:i/>
           <w:iCs/>
         </w:rPr>
-        <w:t xml:space="preserve">objective Optimization Design of Marine Structures Based on An Enhanced</w:t>
+        <w:t xml:space="preserve">Structures and Buildings</w:t>
+      </w:r>
+      <w:r>
+        <w:t xml:space="preserve">. https://doi.org/10.1680/jstbu.26.00159</w:t>
+      </w:r>
+      <w:r>
+        <w:t xml:space="preserve"> </w:t>
+      </w:r>
+      <w:r>
+        <w:t xml:space="preserve">(Article ID STBU-2026-159-R2; Accepted 19/08/2026)</w:t>
+      </w:r>
+    </w:p>
+    <w:p>
+      <w:pPr>
+        <w:pStyle w:val="FirstParagraph"/>
+      </w:pPr>
+      <w:r>
+        <w:t xml:space="preserve">— phần Methodology (mục 2) và Experimental Setup/Benchmark (mục 3). Dữ</w:t>
+      </w:r>
+      <w:r>
+        <w:t xml:space="preserve"> </w:t>
+      </w:r>
+      <w:r>
+        <w:t xml:space="preserve">liệu đã được trích sẵn ở mục 5–7 dưới.</w:t>
+      </w:r>
+      <w:r>
+        <w:t xml:space="preserve"> </w:t>
+      </w:r>
+      <w:r>
+        <w:rPr>
+          <w:b/>
+          <w:bCs/>
+        </w:rPr>
+        <w:t xml:space="preserve">Lưu ý</w:t>
+      </w:r>
+      <w:r>
+        <w:t xml:space="preserve">: tên bài báo chính thức</w:t>
+      </w:r>
+      <w:r>
+        <w:t xml:space="preserve"> </w:t>
+      </w:r>
+      <w:r>
+        <w:t xml:space="preserve">khác bản nháp</w:t>
+      </w:r>
+      <w:r>
+        <w:t xml:space="preserve"> </w:t>
+      </w:r>
+      <w:r>
+        <w:rPr>
+          <w:rStyle w:val="VerbatimChar"/>
+        </w:rPr>
+        <w:t xml:space="preserve">02_MOSFOA__VN.docx</w:t>
+      </w:r>
+      <w:r>
+        <w:t xml:space="preserve"> </w:t>
+      </w:r>
+      <w:r>
+        <w:t xml:space="preserve">(bản nháp:</w:t>
+      </w:r>
+      <w:r>
+        <w:t xml:space="preserve"> </w:t>
       </w:r>
       <w:r>
         <w:rPr>
           <w:i/>
           <w:iCs/>
         </w:rPr>
-        <w:t xml:space="preserve"> </w:t>
+        <w:t xml:space="preserve">“…Optimization Design</w:t>
       </w:r>
       <w:r>
         <w:rPr>
           <w:i/>
           <w:iCs/>
         </w:rPr>
-        <w:t xml:space="preserve">Starfish Algorithm”</w:t>
-      </w:r>
-      <w:r>
-        <w:t xml:space="preserve"> </w:t>
-      </w:r>
-      <w:r>
-        <w:t xml:space="preserve">— phần Methodology (mục 2) và Experimental</w:t>
-      </w:r>
-      <w:r>
-        <w:t xml:space="preserve"> </w:t>
-      </w:r>
-      <w:r>
-        <w:t xml:space="preserve">Setup/Benchmark (mục 3). Dữ liệu đã được trích sẵn ở mục 5–7 dưới.</w:t>
+        <w:t xml:space="preserve"> </w:t>
+      </w:r>
+      <w:r>
+        <w:rPr>
+          <w:i/>
+          <w:iCs/>
+        </w:rPr>
+        <w:t xml:space="preserve">of Marine Structures Based on An Enhanced Starfish Algorithm”</w:t>
+      </w:r>
+      <w:r>
+        <w:t xml:space="preserve">) — cần</w:t>
+      </w:r>
+      <w:r>
+        <w:t xml:space="preserve"> </w:t>
+      </w:r>
+      <w:r>
+        <w:t xml:space="preserve">đối chiếu lại số liệu/bảng ở mục 5–7 với bản in chính thức trước khi</w:t>
+      </w:r>
+      <w:r>
+        <w:t xml:space="preserve"> </w:t>
+      </w:r>
+      <w:r>
+        <w:t xml:space="preserve">khóa bản thảo CĐ2.</w:t>
       </w:r>
     </w:p>
     <w:p>
@@ -622,13 +745,19 @@
         <w:t xml:space="preserve"> </w:t>
       </w:r>
       <w:r>
-        <w:t xml:space="preserve">SOO/MOO khác mà NCS đã thử ở Track B (không chạy lại benchmark, chỉ</w:t>
-      </w:r>
-      <w:r>
-        <w:t xml:space="preserve"> </w:t>
-      </w:r>
-      <w:r>
-        <w:t xml:space="preserve">thảo luận nhất quán).</w:t>
+        <w:t xml:space="preserve">SOO/MOO khác mà NCS đã thử ở các công bố #1 (MOMSA), #3 (SFOA-SOO) và</w:t>
+      </w:r>
+      <w:r>
+        <w:t xml:space="preserve"> </w:t>
+      </w:r>
+      <w:r>
+        <w:t xml:space="preserve">#4 (so sánh metaheuristic) (không chạy lại benchmark, chỉ thảo luận</w:t>
+      </w:r>
+      <w:r>
+        <w:t xml:space="preserve"> </w:t>
+      </w:r>
+      <w:r>
+        <w:t xml:space="preserve">nhất quán).</w:t>
       </w:r>
     </w:p>
     <w:p>
@@ -1234,19 +1363,27 @@
           <w:b/>
           <w:bCs/>
         </w:rPr>
-        <w:t xml:space="preserve">3.6. (MỚI — giá trị gia tăng) Đối chiếu định tính với Track B</w:t>
-      </w:r>
-      <w:r>
-        <w:t xml:space="preserve"> </w:t>
-      </w:r>
-      <w:r>
-        <w:t xml:space="preserve">— xem</w:t>
-      </w:r>
-      <w:r>
-        <w:t xml:space="preserve"> </w:t>
-      </w:r>
-      <w:r>
-        <w:t xml:space="preserve">mục 2 ở trên</w:t>
+        <w:t xml:space="preserve">3.6. (MỚI — giá trị gia tăng) Đối chiếu định tính với các công bố</w:t>
+      </w:r>
+      <w:r>
+        <w:rPr>
+          <w:b/>
+          <w:bCs/>
+        </w:rPr>
+        <w:t xml:space="preserve"> </w:t>
+      </w:r>
+      <w:r>
+        <w:rPr>
+          <w:b/>
+          <w:bCs/>
+        </w:rPr>
+        <w:t xml:space="preserve">#1/#3/#4</w:t>
+      </w:r>
+      <w:r>
+        <w:t xml:space="preserve"> </w:t>
+      </w:r>
+      <w:r>
+        <w:t xml:space="preserve">— xem mục 2 ở trên</w:t>
       </w:r>
     </w:p>
     <w:p>
@@ -5599,25 +5736,93 @@
         <w:pStyle w:val="BodyText"/>
       </w:pPr>
       <w:r>
-        <w:t xml:space="preserve">Tổng cộng: 26 bài toán chuẩn (8 IMOP + 9 UF + 9 RM-MEDA — khớp</w:t>
-      </w:r>
-      <w:r>
-        <w:t xml:space="preserve"> </w:t>
-      </w:r>
-      <w:r>
-        <w:t xml:space="preserve">“26</w:t>
-      </w:r>
-      <w:r>
-        <w:t xml:space="preserve"> </w:t>
-      </w:r>
-      <w:r>
-        <w:t xml:space="preserve">problem-indicator combinations”</w:t>
-      </w:r>
-      <w:r>
-        <w:t xml:space="preserve"> </w:t>
-      </w:r>
-      <w:r>
-        <w:t xml:space="preserve">nói ở Kết luận bài báo).</w:t>
+        <w:t xml:space="preserve">Tổng cộng: 26 bài toán chuẩn (8 IMOP + 9 UF + 9 RM-MEDA), tương ứng</w:t>
+      </w:r>
+      <w:r>
+        <w:t xml:space="preserve"> </w:t>
+      </w:r>
+      <w:r>
+        <w:t xml:space="preserve">“104 problem-indicator combinations”</w:t>
+      </w:r>
+      <w:r>
+        <w:t xml:space="preserve"> </w:t>
+      </w:r>
+      <w:r>
+        <w:t xml:space="preserve">(26 bài toán × 4 chỉ tiêu</w:t>
+      </w:r>
+      <w:r>
+        <w:t xml:space="preserve"> </w:t>
+      </w:r>
+      <m:oMath>
+        <m:r>
+          <m:t>I</m:t>
+        </m:r>
+        <m:r>
+          <m:t>G</m:t>
+        </m:r>
+        <m:r>
+          <m:t>D</m:t>
+        </m:r>
+      </m:oMath>
+      <w:r>
+        <w:t xml:space="preserve">,</w:t>
+      </w:r>
+      <w:r>
+        <w:t xml:space="preserve"> </w:t>
+      </w:r>
+      <m:oMath>
+        <m:r>
+          <m:t>ε</m:t>
+        </m:r>
+      </m:oMath>
+      <w:r>
+        <w:t xml:space="preserve">,</w:t>
+      </w:r>
+      <w:r>
+        <w:t xml:space="preserve"> </w:t>
+      </w:r>
+      <m:oMath>
+        <m:r>
+          <m:rPr>
+            <m:sty m:val="p"/>
+          </m:rPr>
+          <m:t>Δ</m:t>
+        </m:r>
+      </m:oMath>
+      <w:r>
+        <w:t xml:space="preserve">,</w:t>
+      </w:r>
+      <w:r>
+        <w:t xml:space="preserve"> </w:t>
+      </w:r>
+      <m:oMath>
+        <m:r>
+          <m:t>M</m:t>
+        </m:r>
+        <m:r>
+          <m:t>S</m:t>
+        </m:r>
+      </m:oMath>
+      <w:r>
+        <w:t xml:space="preserve">) nói ở Kết luận bài báo; riêng suite IMOP</w:t>
+      </w:r>
+      <w:r>
+        <w:t xml:space="preserve"> </w:t>
+      </w:r>
+      <w:r>
+        <w:t xml:space="preserve">là</w:t>
+      </w:r>
+      <w:r>
+        <w:t xml:space="preserve"> </w:t>
+      </w:r>
+      <w:r>
+        <w:t xml:space="preserve">“32 problem-indicator combinations”</w:t>
+      </w:r>
+      <w:r>
+        <w:t xml:space="preserve"> </w:t>
+      </w:r>
+      <w:r>
+        <w:t xml:space="preserve">(8×4).</w:t>
       </w:r>
     </w:p>
     <w:bookmarkEnd w:id="24"/>
@@ -7390,13 +7595,13 @@
         </w:numPr>
       </w:pPr>
       <w:r>
-        <w:t xml:space="preserve">Không biến mục 3.6 (Track B) thành nội dung chính — chỉ là đối chiếu</w:t>
-      </w:r>
-      <w:r>
-        <w:t xml:space="preserve"> </w:t>
-      </w:r>
-      <w:r>
-        <w:t xml:space="preserve">định tính ngắn.</w:t>
+        <w:t xml:space="preserve">Không biến mục 3.6 (đối chiếu định tính #1/#3/#4) thành nội dung</w:t>
+      </w:r>
+      <w:r>
+        <w:t xml:space="preserve"> </w:t>
+      </w:r>
+      <w:r>
+        <w:t xml:space="preserve">chính — chỉ là đối chiếu định tính ngắn.</w:t>
       </w:r>
     </w:p>
     <w:p>
@@ -7437,7 +7642,7 @@
         </w:numPr>
       </w:pPr>
       <w:r>
-        <w:t xml:space="preserve">Có mục 3.6 đối chiếu định tính với Track B.</w:t>
+        <w:t xml:space="preserve">Có mục 3.6 đối chiếu định tính với các công bố #1/#3/#4.</w:t>
       </w:r>
     </w:p>
     <w:p>
@@ -7514,7 +7719,7 @@
       </w:r>
     </w:p>
     <w:bookmarkEnd w:id="31"/>
-    <w:bookmarkStart w:id="32" w:name="X3891fd9d3d4930c2cb9e03122f28b997d45baeb"/>
+    <w:bookmarkStart w:id="33" w:name="X3891fd9d3d4930c2cb9e03122f28b997d45baeb"/>
     <w:p>
       <w:pPr>
         <w:pStyle w:val="Heading2"/>
@@ -7541,19 +7746,19 @@
         <w:t xml:space="preserve"> </w:t>
       </w:r>
       <w:r>
-        <w:t xml:space="preserve">— bài báo Q3 gốc; dùng nếu cần bảng chi tiết đầy</w:t>
-      </w:r>
-      <w:r>
-        <w:t xml:space="preserve"> </w:t>
-      </w:r>
-      <w:r>
-        <w:t xml:space="preserve">đủ (Appendix Table A1–A4: kết quả từng bài toán, từng chỉ tiêu) mà</w:t>
-      </w:r>
-      <w:r>
-        <w:t xml:space="preserve"> </w:t>
-      </w:r>
-      <w:r>
-        <w:t xml:space="preserve">mục 7 ở trên chỉ trích bản rút gọn</w:t>
+        <w:t xml:space="preserve">— bản nháp bài báo lõi; dùng nếu cần bảng chi</w:t>
+      </w:r>
+      <w:r>
+        <w:t xml:space="preserve"> </w:t>
+      </w:r>
+      <w:r>
+        <w:t xml:space="preserve">tiết đầy đủ (Appendix Table A1–A4: kết quả từng bài toán, từng chỉ</w:t>
+      </w:r>
+      <w:r>
+        <w:t xml:space="preserve"> </w:t>
+      </w:r>
+      <w:r>
+        <w:t xml:space="preserve">tiêu) mà mục 7 ở trên chỉ trích bản rút gọn</w:t>
       </w:r>
       <w:r>
         <w:t xml:space="preserve"> </w:t>
@@ -7563,6 +7768,42 @@
       </w:r>
       <w:r>
         <w:t xml:space="preserve">.</w:t>
+      </w:r>
+      <w:r>
+        <w:t xml:space="preserve"> </w:t>
+      </w:r>
+      <w:r>
+        <w:rPr>
+          <w:b/>
+          <w:bCs/>
+        </w:rPr>
+        <w:t xml:space="preserve">Cần đối</w:t>
+      </w:r>
+      <w:r>
+        <w:rPr>
+          <w:b/>
+          <w:bCs/>
+        </w:rPr>
+        <w:t xml:space="preserve"> </w:t>
+      </w:r>
+      <w:r>
+        <w:rPr>
+          <w:b/>
+          <w:bCs/>
+        </w:rPr>
+        <w:t xml:space="preserve">chiếu với bản in chính thức</w:t>
+      </w:r>
+      <w:r>
+        <w:t xml:space="preserve"> </w:t>
+      </w:r>
+      <w:r>
+        <w:t xml:space="preserve">(xem trích dẫn dưới) trước khi khóa bản</w:t>
+      </w:r>
+      <w:r>
+        <w:t xml:space="preserve"> </w:t>
+      </w:r>
+      <w:r>
+        <w:t xml:space="preserve">thảo, vì tên bài đã đổi so với bản nháp.</w:t>
       </w:r>
     </w:p>
     <w:p>
@@ -7592,8 +7833,415 @@
         <w:t xml:space="preserve">đã chốt (Phần H là nguồn gốc của file này).</w:t>
       </w:r>
     </w:p>
+    <w:bookmarkStart w:id="32" w:name="X3cdd6af38cdc0a3ed32b119048e2cc349b4950d"/>
+    <w:p>
+      <w:pPr>
+        <w:pStyle w:val="Heading3"/>
+      </w:pPr>
+      <w:r>
+        <w:t xml:space="preserve">Trích dẫn chính thức đã xác nhận (dùng cho Tài liệu tham khảo của CĐ2)</w:t>
+      </w:r>
+    </w:p>
+    <w:p>
+      <w:pPr>
+        <w:pStyle w:val="Compact"/>
+        <w:numPr>
+          <w:ilvl w:val="0"/>
+          <w:numId w:val="1018"/>
+        </w:numPr>
+      </w:pPr>
+      <w:r>
+        <w:rPr>
+          <w:b/>
+          <w:bCs/>
+        </w:rPr>
+        <w:t xml:space="preserve">#2 — Bài báo lõi</w:t>
+      </w:r>
+      <w:r>
+        <w:t xml:space="preserve">: Do-Quang, T., Vu-Huu, T. and Le, C.T. (2026),</w:t>
+      </w:r>
+      <w:r>
+        <w:t xml:space="preserve"> </w:t>
+      </w:r>
+      <w:r>
+        <w:t xml:space="preserve">“Multi-objective Optimization of Marine Structures Using an Enhanced</w:t>
+      </w:r>
+      <w:r>
+        <w:t xml:space="preserve"> </w:t>
+      </w:r>
+      <w:r>
+        <w:t xml:space="preserve">Starfish Algorithm”</w:t>
+      </w:r>
+      <w:r>
+        <w:t xml:space="preserve">,</w:t>
+      </w:r>
+      <w:r>
+        <w:t xml:space="preserve"> </w:t>
+      </w:r>
+      <w:r>
+        <w:rPr>
+          <w:i/>
+          <w:iCs/>
+        </w:rPr>
+        <w:t xml:space="preserve">Proceedings of the Institution of Civil</w:t>
+      </w:r>
+      <w:r>
+        <w:rPr>
+          <w:i/>
+          <w:iCs/>
+        </w:rPr>
+        <w:t xml:space="preserve"> </w:t>
+      </w:r>
+      <w:r>
+        <w:rPr>
+          <w:i/>
+          <w:iCs/>
+        </w:rPr>
+        <w:t xml:space="preserve">Engineers — Structures and Buildings</w:t>
+      </w:r>
+      <w:r>
+        <w:t xml:space="preserve">.</w:t>
+      </w:r>
+      <w:r>
+        <w:t xml:space="preserve"> </w:t>
+      </w:r>
+      <w:r>
+        <w:t xml:space="preserve">https://doi.org/10.1680/jstbu.26.00159 (Article ID STBU-2026-159-R2;</w:t>
+      </w:r>
+      <w:r>
+        <w:t xml:space="preserve"> </w:t>
+      </w:r>
+      <w:r>
+        <w:t xml:space="preserve">Accepted 19/08/2026).</w:t>
+      </w:r>
+    </w:p>
+    <w:p>
+      <w:pPr>
+        <w:pStyle w:val="Compact"/>
+        <w:numPr>
+          <w:ilvl w:val="0"/>
+          <w:numId w:val="1018"/>
+        </w:numPr>
+      </w:pPr>
+      <w:r>
+        <w:rPr>
+          <w:b/>
+          <w:bCs/>
+        </w:rPr>
+        <w:t xml:space="preserve">#1 — dùng cho mục 3.6 (đối chiếu định tính)</w:t>
+      </w:r>
+      <w:r>
+        <w:t xml:space="preserve">: Quang-Thanh Do,</w:t>
+      </w:r>
+      <w:r>
+        <w:t xml:space="preserve"> </w:t>
+      </w:r>
+      <w:r>
+        <w:t xml:space="preserve">Quoc-Hoan Pham, T. Vu-Huu and Thanh Cuong-Le (2026),</w:t>
+      </w:r>
+      <w:r>
+        <w:t xml:space="preserve"> </w:t>
+      </w:r>
+      <w:r>
+        <w:t xml:space="preserve">“Efficient</w:t>
+      </w:r>
+      <w:r>
+        <w:t xml:space="preserve"> </w:t>
+      </w:r>
+      <w:r>
+        <w:t xml:space="preserve">Design of Single Mooring Buoy Lines: A MOMSA-Based Approach”</w:t>
+      </w:r>
+      <w:r>
+        <w:t xml:space="preserve">,</w:t>
+      </w:r>
+      <w:r>
+        <w:t xml:space="preserve"> </w:t>
+      </w:r>
+      <w:r>
+        <w:rPr>
+          <w:i/>
+          <w:iCs/>
+        </w:rPr>
+        <w:t xml:space="preserve">4th</w:t>
+      </w:r>
+      <w:r>
+        <w:rPr>
+          <w:i/>
+          <w:iCs/>
+        </w:rPr>
+        <w:t xml:space="preserve"> </w:t>
+      </w:r>
+      <w:r>
+        <w:rPr>
+          <w:i/>
+          <w:iCs/>
+        </w:rPr>
+        <w:t xml:space="preserve">International Conference on Structural Health Monitoring and</w:t>
+      </w:r>
+      <w:r>
+        <w:rPr>
+          <w:i/>
+          <w:iCs/>
+        </w:rPr>
+        <w:t xml:space="preserve"> </w:t>
+      </w:r>
+      <w:r>
+        <w:rPr>
+          <w:i/>
+          <w:iCs/>
+        </w:rPr>
+        <w:t xml:space="preserve">Engineering Structures (SHM&amp;ES 2025)</w:t>
+      </w:r>
+      <w:r>
+        <w:t xml:space="preserve">,</w:t>
+      </w:r>
+      <w:r>
+        <w:t xml:space="preserve"> </w:t>
+      </w:r>
+      <w:r>
+        <w:rPr>
+          <w:i/>
+          <w:iCs/>
+        </w:rPr>
+        <w:t xml:space="preserve">Lecture Notes in Civil</w:t>
+      </w:r>
+      <w:r>
+        <w:rPr>
+          <w:i/>
+          <w:iCs/>
+        </w:rPr>
+        <w:t xml:space="preserve"> </w:t>
+      </w:r>
+      <w:r>
+        <w:rPr>
+          <w:i/>
+          <w:iCs/>
+        </w:rPr>
+        <w:t xml:space="preserve">Engineering</w:t>
+      </w:r>
+      <w:r>
+        <w:t xml:space="preserve">, Vol. 747, pp. 295–302, Springer, Cham.</w:t>
+      </w:r>
+      <w:r>
+        <w:t xml:space="preserve"> </w:t>
+      </w:r>
+      <w:r>
+        <w:t xml:space="preserve">https://doi.org/10.1007/978-3-032-04645-1_35.</w:t>
+      </w:r>
+      <w:r>
+        <w:t xml:space="preserve"> </w:t>
+      </w:r>
+      <w:r>
+        <w:rPr>
+          <w:b/>
+          <w:bCs/>
+        </w:rPr>
+        <w:t xml:space="preserve">Đã công bố.</w:t>
+      </w:r>
+    </w:p>
+    <w:p>
+      <w:pPr>
+        <w:pStyle w:val="Compact"/>
+        <w:numPr>
+          <w:ilvl w:val="0"/>
+          <w:numId w:val="1018"/>
+        </w:numPr>
+      </w:pPr>
+      <w:r>
+        <w:rPr>
+          <w:b/>
+          <w:bCs/>
+        </w:rPr>
+        <w:t xml:space="preserve">#3 — dùng cho mục 3.6 (đối chiếu định tính)</w:t>
+      </w:r>
+      <w:r>
+        <w:t xml:space="preserve">: Đỗ Quang Thành, Vũ</w:t>
+      </w:r>
+      <w:r>
+        <w:t xml:space="preserve"> </w:t>
+      </w:r>
+      <w:r>
+        <w:t xml:space="preserve">Hữu Trường và Lê Thanh Cường (2026),</w:t>
+      </w:r>
+      <w:r>
+        <w:t xml:space="preserve"> </w:t>
+      </w:r>
+      <w:r>
+        <w:t xml:space="preserve">“Tối ưu thể tích bê tông kết cấu</w:t>
+      </w:r>
+      <w:r>
+        <w:t xml:space="preserve"> </w:t>
+      </w:r>
+      <w:r>
+        <w:t xml:space="preserve">tường chắn phía sau cầu tàu bằng thuật toán tối ưu Sao biển (SFOA)”</w:t>
+      </w:r>
+      <w:r>
+        <w:t xml:space="preserve"> </w:t>
+      </w:r>
+      <w:r>
+        <w:t xml:space="preserve">[</w:t>
+      </w:r>
+      <w:r>
+        <w:t xml:space="preserve">“Concrete Volume Optimization of the Retaining Wall Behind the Jetty</w:t>
+      </w:r>
+      <w:r>
+        <w:t xml:space="preserve"> </w:t>
+      </w:r>
+      <w:r>
+        <w:t xml:space="preserve">Using the Starfish Optimization Algorithm (SFOA)”</w:t>
+      </w:r>
+      <w:r>
+        <w:t xml:space="preserve">],</w:t>
+      </w:r>
+      <w:r>
+        <w:t xml:space="preserve"> </w:t>
+      </w:r>
+      <w:r>
+        <w:rPr>
+          <w:i/>
+          <w:iCs/>
+        </w:rPr>
+        <w:t xml:space="preserve">Tạp chí Xây</w:t>
+      </w:r>
+      <w:r>
+        <w:rPr>
+          <w:i/>
+          <w:iCs/>
+        </w:rPr>
+        <w:t xml:space="preserve"> </w:t>
+      </w:r>
+      <w:r>
+        <w:rPr>
+          <w:i/>
+          <w:iCs/>
+        </w:rPr>
+        <w:t xml:space="preserve">dựng</w:t>
+      </w:r>
+      <w:r>
+        <w:t xml:space="preserve">, Bộ Xây dựng, ISSN 2734-9888, mục</w:t>
+      </w:r>
+      <w:r>
+        <w:t xml:space="preserve"> </w:t>
+      </w:r>
+      <w:r>
+        <w:t xml:space="preserve">“Nghiên cứu khoa học”</w:t>
+      </w:r>
+      <w:r>
+        <w:t xml:space="preserve">, số</w:t>
+      </w:r>
+      <w:r>
+        <w:t xml:space="preserve"> </w:t>
+      </w:r>
+      <w:r>
+        <w:t xml:space="preserve">tháng 10/2026.</w:t>
+      </w:r>
+      <w:r>
+        <w:t xml:space="preserve"> </w:t>
+      </w:r>
+      <w:r>
+        <w:rPr>
+          <w:b/>
+          <w:bCs/>
+        </w:rPr>
+        <w:t xml:space="preserve">Dự kiến đăng tháng 10/2026.</w:t>
+      </w:r>
+    </w:p>
+    <w:p>
+      <w:pPr>
+        <w:pStyle w:val="Compact"/>
+        <w:numPr>
+          <w:ilvl w:val="0"/>
+          <w:numId w:val="1018"/>
+        </w:numPr>
+      </w:pPr>
+      <w:r>
+        <w:rPr>
+          <w:b/>
+          <w:bCs/>
+        </w:rPr>
+        <w:t xml:space="preserve">#4 — dùng cho mục 3.6 (đối chiếu định tính)</w:t>
+      </w:r>
+      <w:r>
+        <w:t xml:space="preserve">:</w:t>
+      </w:r>
+      <w:r>
+        <w:t xml:space="preserve"> </w:t>
+      </w:r>
+      <w:r>
+        <w:t xml:space="preserve">“Multi-objective</w:t>
+      </w:r>
+      <w:r>
+        <w:t xml:space="preserve"> </w:t>
+      </w:r>
+      <w:r>
+        <w:t xml:space="preserve">Optimization of I-section Steel Frames under TCVN 5575:2024: A</w:t>
+      </w:r>
+      <w:r>
+        <w:t xml:space="preserve"> </w:t>
+      </w:r>
+      <w:r>
+        <w:t xml:space="preserve">Comparative Study of Metaheuristic Algorithms”</w:t>
+      </w:r>
+      <w:r>
+        <w:t xml:space="preserve">, 9th International</w:t>
+      </w:r>
+      <w:r>
+        <w:t xml:space="preserve"> </w:t>
+      </w:r>
+      <w:r>
+        <w:t xml:space="preserve">Conference on Engineering Research and Applications (ICERA 2026), dự</w:t>
+      </w:r>
+      <w:r>
+        <w:t xml:space="preserve"> </w:t>
+      </w:r>
+      <w:r>
+        <w:t xml:space="preserve">kiến xuất bản trong</w:t>
+      </w:r>
+      <w:r>
+        <w:t xml:space="preserve"> </w:t>
+      </w:r>
+      <w:r>
+        <w:rPr>
+          <w:i/>
+          <w:iCs/>
+        </w:rPr>
+        <w:t xml:space="preserve">Lecture Notes in Civil Engineering</w:t>
+      </w:r>
+      <w:r>
+        <w:t xml:space="preserve">, Springer.</w:t>
+      </w:r>
+      <w:r>
+        <w:t xml:space="preserve"> </w:t>
+      </w:r>
+      <w:r>
+        <w:rPr>
+          <w:b/>
+          <w:bCs/>
+        </w:rPr>
+        <w:t xml:space="preserve">Đang triển khai/dự kiến gửi — chưa nộp.</w:t>
+      </w:r>
+      <w:r>
+        <w:t xml:space="preserve"> </w:t>
+      </w:r>
+      <w:r>
+        <w:t xml:space="preserve">Vì chưa nộp, mục 3.6 chỉ</w:t>
+      </w:r>
+      <w:r>
+        <w:t xml:space="preserve"> </w:t>
+      </w:r>
+      <w:r>
+        <w:t xml:space="preserve">nên nêu đây là kinh nghiệm/thử nghiệm đang thực hiện của NCS, không</w:t>
+      </w:r>
+      <w:r>
+        <w:t xml:space="preserve"> </w:t>
+      </w:r>
+      <w:r>
+        <w:t xml:space="preserve">trích dẫn như một công bố đã hoàn tất.</w:t>
+      </w:r>
+    </w:p>
     <w:bookmarkEnd w:id="32"/>
     <w:bookmarkEnd w:id="33"/>
+    <w:bookmarkEnd w:id="34"/>
     <w:sectPr>
       <w:footnotePr>
         <w:numRestart w:val="eachSect"/>
@@ -8049,6 +8697,9 @@
   <w:num w:numId="1017">
     <w:abstractNumId w:val="991"/>
   </w:num>
+  <w:num w:numId="1018">
+    <w:abstractNumId w:val="991"/>
+  </w:num>
 </w:numbering>
 </file>
 
@@ -8060,7 +8711,7 @@
         <w:rFonts w:asciiTheme="minorHAnsi" w:cstheme="minorBidi" w:eastAsiaTheme="minorEastAsia" w:hAnsiTheme="minorHAnsi"/>
         <w:sz w:val="24"/>
         <w:szCs w:val="24"/>
-        <w:lang w:bidi="ar-SA" w:eastAsia="zh-CN" w:val="vi"/>
+        <w:lang w:bidi="ar-SA" w:eastAsia="zh-CN" w:val="en-US"/>
       </w:rPr>
     </w:rPrDefault>
     <w:pPrDefault>
